--- a/Report/Data_Visualisation_Report.docx
+++ b/Report/Data_Visualisation_Report.docx
@@ -554,7 +554,15 @@
         <w:t xml:space="preserve">decisions are rather than looking at cost per goal, cost per assist and cost per goal conceded, which are metrics that can also be used to evaluate how well the club’s transfer decision is. However, those metrics can only evaluate a specific position rather than the whole position, as the cost per minute does. Therefore, the project might need four different charts to evaluate the transfer decisions of Chelsea and Manchester City Football Club. Additionally, there are various methods for orderly constructing and evaluating the quality of the research question once the scope has been specified. The project chooses the three-part query that identifies a specific subject, the investigation to make regarding the information necessary for exploration, and the justification for why this exploration is essential </w:t>
       </w:r>
       <w:r>
-        <w:t xml:space="preserve">(Ferster &amp; </w:t>
+        <w:t>(</w:t>
+      </w:r>
+      <w:proofErr w:type="spellStart"/>
+      <w:r>
+        <w:t>Ferster</w:t>
+      </w:r>
+      <w:proofErr w:type="spellEnd"/>
+      <w:r>
+        <w:t xml:space="preserve"> &amp; </w:t>
       </w:r>
       <w:proofErr w:type="spellStart"/>
       <w:r>
@@ -1371,15 +1379,17 @@
         <w:t>. For more information, please refer to the Readme.md file.</w:t>
       </w:r>
       <w:r>
-        <w:t xml:space="preserve"> Here is the GitHub link: </w:t>
-      </w:r>
-      <w:hyperlink r:id="rId13">
+        <w:t xml:space="preserve"> Here is the GitHub link:</w:t>
+      </w:r>
+      <w:r>
+        <w:t xml:space="preserve"> </w:t>
+      </w:r>
+      <w:hyperlink r:id="rId13" w:history="1">
         <w:r>
           <w:rPr>
-            <w:color w:val="0563C1"/>
-            <w:u w:val="single"/>
+            <w:rStyle w:val="Hyperlink"/>
           </w:rPr>
-          <w:t>https://github.com/trdeutsch/data_visualisation_coursework</w:t>
+          <w:t>https://github.com/trdeutsch</w:t>
         </w:r>
       </w:hyperlink>
     </w:p>
@@ -2760,6 +2770,29 @@
       <w:tblStyleColBandSize w:val="1"/>
     </w:tblPr>
   </w:style>
+  <w:style w:type="character" w:styleId="Hyperlink">
+    <w:name w:val="Hyperlink"/>
+    <w:basedOn w:val="DefaultParagraphFont"/>
+    <w:uiPriority w:val="99"/>
+    <w:unhideWhenUsed/>
+    <w:rsid w:val="00C430A3"/>
+    <w:rPr>
+      <w:color w:val="0000FF" w:themeColor="hyperlink"/>
+      <w:u w:val="single"/>
+    </w:rPr>
+  </w:style>
+  <w:style w:type="character" w:styleId="UnresolvedMention">
+    <w:name w:val="Unresolved Mention"/>
+    <w:basedOn w:val="DefaultParagraphFont"/>
+    <w:uiPriority w:val="99"/>
+    <w:semiHidden/>
+    <w:unhideWhenUsed/>
+    <w:rsid w:val="00C430A3"/>
+    <w:rPr>
+      <w:color w:val="605E5C"/>
+      <w:shd w:val="clear" w:color="auto" w:fill="E1DFDD"/>
+    </w:rPr>
+  </w:style>
 </w:styles>
 </file>
 
